--- a/fra/docx/53.content.docx
+++ b/fra/docx/53.content.docx
@@ -19,7 +19,7 @@
         <w:rPr>
           <w:lang w:val="fr_FR" w:bidi="fr_FR"/>
         </w:rPr>
-        <w:t>Resource: Notes d'étude - Introductions aux livres (Tyndale)</w:t>
+        <w:t>Resource: Tyndale Open Study Notes</w:t>
       </w:r>
       <w:r>
         <w:rPr>
@@ -112,7 +112,7 @@
         <w:rPr>
           <w:lang w:val="fr_FR" w:bidi="fr_FR"/>
         </w:rPr>
-        <w:t>Notes d'étude - Introductions aux livres (Tyndale)</w:t>
+        <w:t>Tyndale Open Study Notes</w:t>
       </w:r>
     </w:p>
     <w:p>

--- a/fra/docx/53.content.docx
+++ b/fra/docx/53.content.docx
@@ -19,7 +19,7 @@
         <w:rPr>
           <w:lang w:val="fr_FR" w:bidi="fr_FR"/>
         </w:rPr>
-        <w:t>Resource: Tyndale Open Study Notes</w:t>
+        <w:t>Resource: Aquifer Open Study Notes (Book Intros)</w:t>
       </w:r>
       <w:r>
         <w:rPr>
@@ -112,7 +112,7 @@
         <w:rPr>
           <w:lang w:val="fr_FR" w:bidi="fr_FR"/>
         </w:rPr>
-        <w:t>Tyndale Open Study Notes</w:t>
+        <w:t>Aquifer Open Study Notes (Book Intros)</w:t>
       </w:r>
     </w:p>
     <w:p>

--- a/fra/docx/53.content.docx
+++ b/fra/docx/53.content.docx
@@ -258,90 +258,60 @@
         </w:rPr>
         <w:t>Depuis leur conversion, les chrétiens de Thessalonique avaient connu de l’hostilité (</w:t>
       </w:r>
-      <w:hyperlink r:id="rId13">
-        <w:r>
-          <w:rPr>
-            <w:lang w:val="fr_FR" w:bidi="fr_FR"/>
-          </w:rPr>
-          <w:rPr>
-            <w:color w:val="0000EE"/>
-            <w:u w:val="single"/>
-          </w:rPr>
-          <w:t>1Th 1.6</w:t>
-        </w:r>
-      </w:hyperlink>
+      <w:r>
+        <w:rPr>
+          <w:lang w:val="fr_FR" w:bidi="fr_FR"/>
+        </w:rPr>
+        <w:t>1Th 1.6</w:t>
+      </w:r>
       <w:r>
         <w:rPr>
           <w:lang w:val="fr_FR" w:bidi="fr_FR"/>
         </w:rPr>
         <w:t xml:space="preserve"> ; </w:t>
       </w:r>
-      <w:hyperlink r:id="rId14">
-        <w:r>
-          <w:rPr>
-            <w:lang w:val="fr_FR" w:bidi="fr_FR"/>
-          </w:rPr>
-          <w:rPr>
-            <w:color w:val="0000EE"/>
-            <w:u w:val="single"/>
-          </w:rPr>
-          <w:t>2.14</w:t>
-        </w:r>
-      </w:hyperlink>
+      <w:r>
+        <w:rPr>
+          <w:lang w:val="fr_FR" w:bidi="fr_FR"/>
+        </w:rPr>
+        <w:t>2.14</w:t>
+      </w:r>
       <w:r>
         <w:rPr>
           <w:lang w:val="fr_FR" w:bidi="fr_FR"/>
         </w:rPr>
         <w:t>), et Paul s’était inquiété de savoir s’ils conserveraient leur foi (</w:t>
       </w:r>
-      <w:hyperlink r:id="rId15">
-        <w:r>
-          <w:rPr>
-            <w:lang w:val="fr_FR" w:bidi="fr_FR"/>
-          </w:rPr>
-          <w:rPr>
-            <w:color w:val="0000EE"/>
-            <w:u w:val="single"/>
-          </w:rPr>
-          <w:t>1Th 3.5</w:t>
-        </w:r>
-      </w:hyperlink>
+      <w:r>
+        <w:rPr>
+          <w:lang w:val="fr_FR" w:bidi="fr_FR"/>
+        </w:rPr>
+        <w:t>1Th 3.5</w:t>
+      </w:r>
       <w:r>
         <w:rPr>
           <w:lang w:val="fr_FR" w:bidi="fr_FR"/>
         </w:rPr>
         <w:t>). Lorsque Paul a écrit la première lettre aux Thessaloniciens, ils étaient restés fermes dans la foi, l’amour et l’espérance (</w:t>
       </w:r>
-      <w:hyperlink r:id="rId16">
-        <w:r>
-          <w:rPr>
-            <w:lang w:val="fr_FR" w:bidi="fr_FR"/>
-          </w:rPr>
-          <w:rPr>
-            <w:color w:val="0000EE"/>
-            <w:u w:val="single"/>
-          </w:rPr>
-          <w:t>1Th 1.3</w:t>
-        </w:r>
-      </w:hyperlink>
+      <w:r>
+        <w:rPr>
+          <w:lang w:val="fr_FR" w:bidi="fr_FR"/>
+        </w:rPr>
+        <w:t>1Th 1.3</w:t>
+      </w:r>
       <w:r>
         <w:rPr>
           <w:lang w:val="fr_FR" w:bidi="fr_FR"/>
         </w:rPr>
         <w:t xml:space="preserve"> ; </w:t>
       </w:r>
-      <w:hyperlink r:id="rId17">
-        <w:r>
-          <w:rPr>
-            <w:lang w:val="fr_FR" w:bidi="fr_FR"/>
-          </w:rPr>
-          <w:rPr>
-            <w:color w:val="0000EE"/>
-            <w:u w:val="single"/>
-          </w:rPr>
-          <w:t>3.6–8</w:t>
-        </w:r>
-      </w:hyperlink>
+      <w:r>
+        <w:rPr>
+          <w:lang w:val="fr_FR" w:bidi="fr_FR"/>
+        </w:rPr>
+        <w:t>3.6–8</w:t>
+      </w:r>
       <w:r>
         <w:rPr>
           <w:lang w:val="fr_FR" w:bidi="fr_FR"/>
@@ -362,54 +332,36 @@
         </w:rPr>
         <w:t>Après la première lettre de Paul, la situation de l’église de Thessalonique s’est détériorée et la persécution s’est intensifiée. Ce que Paul avait précédemment écrit était contredit par un faux enseignement qui disait que le jour du Seigneur était déjà venu (</w:t>
       </w:r>
-      <w:hyperlink r:id="rId18">
-        <w:r>
-          <w:rPr>
-            <w:lang w:val="fr_FR" w:bidi="fr_FR"/>
-          </w:rPr>
-          <w:rPr>
-            <w:color w:val="0000EE"/>
-            <w:u w:val="single"/>
-          </w:rPr>
-          <w:t>2.2</w:t>
-        </w:r>
-      </w:hyperlink>
+      <w:r>
+        <w:rPr>
+          <w:lang w:val="fr_FR" w:bidi="fr_FR"/>
+        </w:rPr>
+        <w:t>2.2</w:t>
+      </w:r>
       <w:r>
         <w:rPr>
           <w:lang w:val="fr_FR" w:bidi="fr_FR"/>
         </w:rPr>
         <w:t>). Paul a écrit la deuxième lettre aux Thessaloniciens après avoir reçu cette nouvelle (</w:t>
       </w:r>
-      <w:hyperlink r:id="rId18">
-        <w:r>
-          <w:rPr>
-            <w:lang w:val="fr_FR" w:bidi="fr_FR"/>
-          </w:rPr>
-          <w:rPr>
-            <w:color w:val="0000EE"/>
-            <w:u w:val="single"/>
-          </w:rPr>
-          <w:t>2.2</w:t>
-        </w:r>
-      </w:hyperlink>
+      <w:r>
+        <w:rPr>
+          <w:lang w:val="fr_FR" w:bidi="fr_FR"/>
+        </w:rPr>
+        <w:t>2.2</w:t>
+      </w:r>
       <w:r>
         <w:rPr>
           <w:lang w:val="fr_FR" w:bidi="fr_FR"/>
         </w:rPr>
         <w:t xml:space="preserve"> ; </w:t>
       </w:r>
-      <w:hyperlink r:id="rId19">
-        <w:r>
-          <w:rPr>
-            <w:lang w:val="fr_FR" w:bidi="fr_FR"/>
-          </w:rPr>
-          <w:rPr>
-            <w:color w:val="0000EE"/>
-            <w:u w:val="single"/>
-          </w:rPr>
-          <w:t>3.11</w:t>
-        </w:r>
-      </w:hyperlink>
+      <w:r>
+        <w:rPr>
+          <w:lang w:val="fr_FR" w:bidi="fr_FR"/>
+        </w:rPr>
+        <w:t>3.11</w:t>
+      </w:r>
       <w:r>
         <w:rPr>
           <w:lang w:val="fr_FR" w:bidi="fr_FR"/>
@@ -441,18 +393,12 @@
         </w:rPr>
         <w:t>La deuxième lettre aux Thessaloniciens commence par les salutations d’usage (</w:t>
       </w:r>
-      <w:hyperlink r:id="rId20">
-        <w:r>
-          <w:rPr>
-            <w:lang w:val="fr_FR" w:bidi="fr_FR"/>
-          </w:rPr>
-          <w:rPr>
-            <w:color w:val="0000EE"/>
-            <w:u w:val="single"/>
-          </w:rPr>
-          <w:t>1.1–2</w:t>
-        </w:r>
-      </w:hyperlink>
+      <w:r>
+        <w:rPr>
+          <w:lang w:val="fr_FR" w:bidi="fr_FR"/>
+        </w:rPr>
+        <w:t>1.1–2</w:t>
+      </w:r>
       <w:r>
         <w:rPr>
           <w:lang w:val="fr_FR" w:bidi="fr_FR"/>
@@ -471,18 +417,12 @@
         </w:rPr>
         <w:t xml:space="preserve"> (</w:t>
       </w:r>
-      <w:hyperlink r:id="rId21">
-        <w:r>
-          <w:rPr>
-            <w:lang w:val="fr_FR" w:bidi="fr_FR"/>
-          </w:rPr>
-          <w:rPr>
-            <w:color w:val="0000EE"/>
-            <w:u w:val="single"/>
-          </w:rPr>
-          <w:t>1.3–4</w:t>
-        </w:r>
-      </w:hyperlink>
+      <w:r>
+        <w:rPr>
+          <w:lang w:val="fr_FR" w:bidi="fr_FR"/>
+        </w:rPr>
+        <w:t>1.3–4</w:t>
+      </w:r>
       <w:r>
         <w:rPr>
           <w:lang w:val="fr_FR" w:bidi="fr_FR"/>
@@ -501,18 +441,12 @@
         </w:rPr>
         <w:t>(</w:t>
       </w:r>
-      <w:hyperlink r:id="rId22">
-        <w:r>
-          <w:rPr>
-            <w:lang w:val="fr_FR" w:bidi="fr_FR"/>
-          </w:rPr>
-          <w:rPr>
-            <w:color w:val="0000EE"/>
-            <w:u w:val="single"/>
-          </w:rPr>
-          <w:t>1.5–10</w:t>
-        </w:r>
-      </w:hyperlink>
+      <w:r>
+        <w:rPr>
+          <w:lang w:val="fr_FR" w:bidi="fr_FR"/>
+        </w:rPr>
+        <w:t>1.5–10</w:t>
+      </w:r>
       <w:r>
         <w:rPr>
           <w:lang w:val="fr_FR" w:bidi="fr_FR"/>
@@ -531,18 +465,12 @@
         </w:rPr>
         <w:t xml:space="preserve"> (</w:t>
       </w:r>
-      <w:hyperlink r:id="rId23">
-        <w:r>
-          <w:rPr>
-            <w:lang w:val="fr_FR" w:bidi="fr_FR"/>
-          </w:rPr>
-          <w:rPr>
-            <w:color w:val="0000EE"/>
-            <w:u w:val="single"/>
-          </w:rPr>
-          <w:t>1.11–12</w:t>
-        </w:r>
-      </w:hyperlink>
+      <w:r>
+        <w:rPr>
+          <w:lang w:val="fr_FR" w:bidi="fr_FR"/>
+        </w:rPr>
+        <w:t>1.11–12</w:t>
+      </w:r>
       <w:r>
         <w:rPr>
           <w:lang w:val="fr_FR" w:bidi="fr_FR"/>
@@ -569,108 +497,72 @@
         </w:rPr>
         <w:t>Paul réfute l’enseignement erroné selon lequel « le jour du Seigneur a déjà commencé » (</w:t>
       </w:r>
-      <w:hyperlink r:id="rId24">
-        <w:r>
-          <w:rPr>
-            <w:lang w:val="fr_FR" w:bidi="fr_FR"/>
-          </w:rPr>
-          <w:rPr>
-            <w:color w:val="0000EE"/>
-            <w:u w:val="single"/>
-          </w:rPr>
-          <w:t>2.1–2</w:t>
-        </w:r>
-      </w:hyperlink>
+      <w:r>
+        <w:rPr>
+          <w:lang w:val="fr_FR" w:bidi="fr_FR"/>
+        </w:rPr>
+        <w:t>2.1–2</w:t>
+      </w:r>
       <w:r>
         <w:rPr>
           <w:lang w:val="fr_FR" w:bidi="fr_FR"/>
         </w:rPr>
         <w:t>) et exhorte l’Église à ne pas se laisser tromper par cette doctrine (</w:t>
       </w:r>
-      <w:hyperlink r:id="rId25">
-        <w:r>
-          <w:rPr>
-            <w:lang w:val="fr_FR" w:bidi="fr_FR"/>
-          </w:rPr>
-          <w:rPr>
-            <w:color w:val="0000EE"/>
-            <w:u w:val="single"/>
-          </w:rPr>
-          <w:t>2.3</w:t>
-        </w:r>
-      </w:hyperlink>
+      <w:r>
+        <w:rPr>
+          <w:lang w:val="fr_FR" w:bidi="fr_FR"/>
+        </w:rPr>
+        <w:t>2.3</w:t>
+      </w:r>
       <w:r>
         <w:rPr>
           <w:lang w:val="fr_FR" w:bidi="fr_FR"/>
         </w:rPr>
         <w:t>). Il décrit les événements qui précéderont la venue du Christ, lorsque l’Église sera rassemblée pour le rencontrer (</w:t>
       </w:r>
-      <w:hyperlink r:id="rId26">
-        <w:r>
-          <w:rPr>
-            <w:lang w:val="fr_FR" w:bidi="fr_FR"/>
-          </w:rPr>
-          <w:rPr>
-            <w:color w:val="0000EE"/>
-            <w:u w:val="single"/>
-          </w:rPr>
-          <w:t>2.1–12</w:t>
-        </w:r>
-      </w:hyperlink>
+      <w:r>
+        <w:rPr>
+          <w:lang w:val="fr_FR" w:bidi="fr_FR"/>
+        </w:rPr>
+        <w:t>2.1–12</w:t>
+      </w:r>
       <w:r>
         <w:rPr>
           <w:lang w:val="fr_FR" w:bidi="fr_FR"/>
         </w:rPr>
         <w:t>). D’abord, il y aura une rébellion contre Dieu (</w:t>
       </w:r>
-      <w:hyperlink r:id="rId25">
-        <w:r>
-          <w:rPr>
-            <w:lang w:val="fr_FR" w:bidi="fr_FR"/>
-          </w:rPr>
-          <w:rPr>
-            <w:color w:val="0000EE"/>
-            <w:u w:val="single"/>
-          </w:rPr>
-          <w:t>2.3</w:t>
-        </w:r>
-      </w:hyperlink>
+      <w:r>
+        <w:rPr>
+          <w:lang w:val="fr_FR" w:bidi="fr_FR"/>
+        </w:rPr>
+        <w:t>2.3</w:t>
+      </w:r>
       <w:r>
         <w:rPr>
           <w:lang w:val="fr_FR" w:bidi="fr_FR"/>
         </w:rPr>
         <w:t>). Ensuite, « l’homme de l’iniquité » viendra, prétendant être divin et exigeant un culte (</w:t>
       </w:r>
-      <w:hyperlink r:id="rId27">
-        <w:r>
-          <w:rPr>
-            <w:lang w:val="fr_FR" w:bidi="fr_FR"/>
-          </w:rPr>
-          <w:rPr>
-            <w:color w:val="0000EE"/>
-            <w:u w:val="single"/>
-          </w:rPr>
-          <w:t>2.3–4</w:t>
-        </w:r>
-      </w:hyperlink>
+      <w:r>
+        <w:rPr>
+          <w:lang w:val="fr_FR" w:bidi="fr_FR"/>
+        </w:rPr>
+        <w:t>2.3–4</w:t>
+      </w:r>
       <w:r>
         <w:rPr>
           <w:lang w:val="fr_FR" w:bidi="fr_FR"/>
         </w:rPr>
         <w:t>). Bien qu’il soit soutenu par Satan et trompe beaucoup de gens, Jésus le détruira (</w:t>
       </w:r>
-      <w:hyperlink r:id="rId28">
-        <w:r>
-          <w:rPr>
-            <w:lang w:val="fr_FR" w:bidi="fr_FR"/>
-          </w:rPr>
-          <w:rPr>
-            <w:color w:val="0000EE"/>
-            <w:u w:val="single"/>
-          </w:rPr>
-          <w:t>2.8–12</w:t>
-        </w:r>
-      </w:hyperlink>
+      <w:r>
+        <w:rPr>
+          <w:lang w:val="fr_FR" w:bidi="fr_FR"/>
+        </w:rPr>
+        <w:t>2.8–12</w:t>
+      </w:r>
       <w:r>
         <w:rPr>
           <w:lang w:val="fr_FR" w:bidi="fr_FR"/>
@@ -691,72 +583,48 @@
         </w:rPr>
         <w:t>Paul est convaincu que Dieu a choisi et appelé les chrétiens de Thessalonique, et il les exhorte à rester fermes (</w:t>
       </w:r>
-      <w:hyperlink r:id="rId29">
-        <w:r>
-          <w:rPr>
-            <w:lang w:val="fr_FR" w:bidi="fr_FR"/>
-          </w:rPr>
-          <w:rPr>
-            <w:color w:val="0000EE"/>
-            <w:u w:val="single"/>
-          </w:rPr>
-          <w:t>2.13–15</w:t>
-        </w:r>
-      </w:hyperlink>
+      <w:r>
+        <w:rPr>
+          <w:lang w:val="fr_FR" w:bidi="fr_FR"/>
+        </w:rPr>
+        <w:t>2.13–15</w:t>
+      </w:r>
       <w:r>
         <w:rPr>
           <w:lang w:val="fr_FR" w:bidi="fr_FR"/>
         </w:rPr>
         <w:t>). Paul conclut sa discussion sur les événements finaux par une prière pour l’Église (</w:t>
       </w:r>
-      <w:hyperlink r:id="rId30">
-        <w:r>
-          <w:rPr>
-            <w:lang w:val="fr_FR" w:bidi="fr_FR"/>
-          </w:rPr>
-          <w:rPr>
-            <w:color w:val="0000EE"/>
-            <w:u w:val="single"/>
-          </w:rPr>
-          <w:t>2.16–17</w:t>
-        </w:r>
-      </w:hyperlink>
+      <w:r>
+        <w:rPr>
+          <w:lang w:val="fr_FR" w:bidi="fr_FR"/>
+        </w:rPr>
+        <w:t>2.16–17</w:t>
+      </w:r>
       <w:r>
         <w:rPr>
           <w:lang w:val="fr_FR" w:bidi="fr_FR"/>
         </w:rPr>
         <w:t>) et une demande de prier pour lui alors qu’il prêche la Bonne Nouvelle (</w:t>
       </w:r>
-      <w:hyperlink r:id="rId31">
-        <w:r>
-          <w:rPr>
-            <w:lang w:val="fr_FR" w:bidi="fr_FR"/>
-          </w:rPr>
-          <w:rPr>
-            <w:color w:val="0000EE"/>
-            <w:u w:val="single"/>
-          </w:rPr>
-          <w:t>3.1–2</w:t>
-        </w:r>
-      </w:hyperlink>
+      <w:r>
+        <w:rPr>
+          <w:lang w:val="fr_FR" w:bidi="fr_FR"/>
+        </w:rPr>
+        <w:t>3.1–2</w:t>
+      </w:r>
       <w:r>
         <w:rPr>
           <w:lang w:val="fr_FR" w:bidi="fr_FR"/>
         </w:rPr>
         <w:t>). Sa confiance en l’église est fondée sur l’œuvre de Dieu en elle (</w:t>
       </w:r>
-      <w:hyperlink r:id="rId32">
-        <w:r>
-          <w:rPr>
-            <w:lang w:val="fr_FR" w:bidi="fr_FR"/>
-          </w:rPr>
-          <w:rPr>
-            <w:color w:val="0000EE"/>
-            <w:u w:val="single"/>
-          </w:rPr>
-          <w:t>3.3–5</w:t>
-        </w:r>
-      </w:hyperlink>
+      <w:r>
+        <w:rPr>
+          <w:lang w:val="fr_FR" w:bidi="fr_FR"/>
+        </w:rPr>
+        <w:t>3.3–5</w:t>
+      </w:r>
       <w:r>
         <w:rPr>
           <w:lang w:val="fr_FR" w:bidi="fr_FR"/>
@@ -777,108 +645,72 @@
         </w:rPr>
         <w:t>À la fin de la lettre (</w:t>
       </w:r>
-      <w:hyperlink r:id="rId33">
-        <w:r>
-          <w:rPr>
-            <w:lang w:val="fr_FR" w:bidi="fr_FR"/>
-          </w:rPr>
-          <w:rPr>
-            <w:color w:val="0000EE"/>
-            <w:u w:val="single"/>
-          </w:rPr>
-          <w:t>3.6–18</w:t>
-        </w:r>
-      </w:hyperlink>
+      <w:r>
+        <w:rPr>
+          <w:lang w:val="fr_FR" w:bidi="fr_FR"/>
+        </w:rPr>
+        <w:t>3.6–18</w:t>
+      </w:r>
       <w:r>
         <w:rPr>
           <w:lang w:val="fr_FR" w:bidi="fr_FR"/>
         </w:rPr>
         <w:t>), Paul revient sur un problème qu’il avait abordé dans la première lettre. Certains croyants refusaient de travailler, malgré l’instruction et l’exemple de Paul, alors Paul appelle l’Église à les discipliner (</w:t>
       </w:r>
-      <w:hyperlink r:id="rId34">
-        <w:r>
-          <w:rPr>
-            <w:lang w:val="fr_FR" w:bidi="fr_FR"/>
-          </w:rPr>
-          <w:rPr>
-            <w:color w:val="0000EE"/>
-            <w:u w:val="single"/>
-          </w:rPr>
-          <w:t>3.6–10</w:t>
-        </w:r>
-      </w:hyperlink>
+      <w:r>
+        <w:rPr>
+          <w:lang w:val="fr_FR" w:bidi="fr_FR"/>
+        </w:rPr>
+        <w:t>3.6–10</w:t>
+      </w:r>
       <w:r>
         <w:rPr>
           <w:lang w:val="fr_FR" w:bidi="fr_FR"/>
         </w:rPr>
         <w:t>). Il s’adresse également directement à ces membres oisifs, leur disant de se mettre au travail (</w:t>
       </w:r>
-      <w:hyperlink r:id="rId35">
-        <w:r>
-          <w:rPr>
-            <w:lang w:val="fr_FR" w:bidi="fr_FR"/>
-          </w:rPr>
-          <w:rPr>
-            <w:color w:val="0000EE"/>
-            <w:u w:val="single"/>
-          </w:rPr>
-          <w:t>3.11–12</w:t>
-        </w:r>
-      </w:hyperlink>
+      <w:r>
+        <w:rPr>
+          <w:lang w:val="fr_FR" w:bidi="fr_FR"/>
+        </w:rPr>
+        <w:t>3.11–12</w:t>
+      </w:r>
       <w:r>
         <w:rPr>
           <w:lang w:val="fr_FR" w:bidi="fr_FR"/>
         </w:rPr>
         <w:t>). Il ordonne à l’Église de traiter ces paresseux comme des chrétiens errants plutôt que comme des ennemis hostiles (</w:t>
       </w:r>
-      <w:hyperlink r:id="rId36">
-        <w:r>
-          <w:rPr>
-            <w:lang w:val="fr_FR" w:bidi="fr_FR"/>
-          </w:rPr>
-          <w:rPr>
-            <w:color w:val="0000EE"/>
-            <w:u w:val="single"/>
-          </w:rPr>
-          <w:t>3.14–15</w:t>
-        </w:r>
-      </w:hyperlink>
+      <w:r>
+        <w:rPr>
+          <w:lang w:val="fr_FR" w:bidi="fr_FR"/>
+        </w:rPr>
+        <w:t>3.14–15</w:t>
+      </w:r>
       <w:r>
         <w:rPr>
           <w:lang w:val="fr_FR" w:bidi="fr_FR"/>
         </w:rPr>
         <w:t>), et il encourage l’Église à continuer d’être généreuse envers ceux qui sont réellement dans le besoin (</w:t>
       </w:r>
-      <w:hyperlink r:id="rId37">
-        <w:r>
-          <w:rPr>
-            <w:lang w:val="fr_FR" w:bidi="fr_FR"/>
-          </w:rPr>
-          <w:rPr>
-            <w:color w:val="0000EE"/>
-            <w:u w:val="single"/>
-          </w:rPr>
-          <w:t>3.13</w:t>
-        </w:r>
-      </w:hyperlink>
+      <w:r>
+        <w:rPr>
+          <w:lang w:val="fr_FR" w:bidi="fr_FR"/>
+        </w:rPr>
+        <w:t>3.13</w:t>
+      </w:r>
       <w:r>
         <w:rPr>
           <w:lang w:val="fr_FR" w:bidi="fr_FR"/>
         </w:rPr>
         <w:t>). Il clôt la lettre par des prières et un salut final (</w:t>
       </w:r>
-      <w:hyperlink r:id="rId38">
-        <w:r>
-          <w:rPr>
-            <w:lang w:val="fr_FR" w:bidi="fr_FR"/>
-          </w:rPr>
-          <w:rPr>
-            <w:color w:val="0000EE"/>
-            <w:u w:val="single"/>
-          </w:rPr>
-          <w:t>3.16–18</w:t>
-        </w:r>
-      </w:hyperlink>
+      <w:r>
+        <w:rPr>
+          <w:lang w:val="fr_FR" w:bidi="fr_FR"/>
+        </w:rPr>
+        <w:t>3.16–18</w:t>
+      </w:r>
       <w:r>
         <w:rPr>
           <w:lang w:val="fr_FR" w:bidi="fr_FR"/>
@@ -910,36 +742,24 @@
         </w:rPr>
         <w:t>Le nom de Paul figure dans l’ouverture de la lettre (</w:t>
       </w:r>
-      <w:hyperlink r:id="rId39">
-        <w:r>
-          <w:rPr>
-            <w:lang w:val="fr_FR" w:bidi="fr_FR"/>
-          </w:rPr>
-          <w:rPr>
-            <w:color w:val="0000EE"/>
-            <w:u w:val="single"/>
-          </w:rPr>
-          <w:t>1.1</w:t>
-        </w:r>
-      </w:hyperlink>
+      <w:r>
+        <w:rPr>
+          <w:lang w:val="fr_FR" w:bidi="fr_FR"/>
+        </w:rPr>
+        <w:t>1.1</w:t>
+      </w:r>
       <w:r>
         <w:rPr>
           <w:lang w:val="fr_FR" w:bidi="fr_FR"/>
         </w:rPr>
         <w:t>) ; à la fin, Paul ajoute une note de sa propre main pour certifier l’authenticité de la lettre (</w:t>
       </w:r>
-      <w:hyperlink r:id="rId40">
-        <w:r>
-          <w:rPr>
-            <w:lang w:val="fr_FR" w:bidi="fr_FR"/>
-          </w:rPr>
-          <w:rPr>
-            <w:color w:val="0000EE"/>
-            <w:u w:val="single"/>
-          </w:rPr>
-          <w:t>3.17</w:t>
-        </w:r>
-      </w:hyperlink>
+      <w:r>
+        <w:rPr>
+          <w:lang w:val="fr_FR" w:bidi="fr_FR"/>
+        </w:rPr>
+        <w:t>3.17</w:t>
+      </w:r>
       <w:r>
         <w:rPr>
           <w:lang w:val="fr_FR" w:bidi="fr_FR"/>
@@ -997,36 +817,24 @@
         </w:rPr>
         <w:t xml:space="preserve"> » (</w:t>
       </w:r>
-      <w:hyperlink r:id="rId39">
-        <w:r>
-          <w:rPr>
-            <w:lang w:val="fr_FR" w:bidi="fr_FR"/>
-          </w:rPr>
-          <w:rPr>
-            <w:color w:val="0000EE"/>
-            <w:u w:val="single"/>
-          </w:rPr>
-          <w:t>2Th 1.1</w:t>
-        </w:r>
-      </w:hyperlink>
+      <w:r>
+        <w:rPr>
+          <w:lang w:val="fr_FR" w:bidi="fr_FR"/>
+        </w:rPr>
+        <w:t>2Th 1.1</w:t>
+      </w:r>
       <w:r>
         <w:rPr>
           <w:lang w:val="fr_FR" w:bidi="fr_FR"/>
         </w:rPr>
         <w:t>). Nombre d’entre eux étaient des artisans qui gagnaient leur vie par le travail manuel (</w:t>
       </w:r>
-      <w:hyperlink r:id="rId41">
-        <w:r>
-          <w:rPr>
-            <w:lang w:val="fr_FR" w:bidi="fr_FR"/>
-          </w:rPr>
-          <w:rPr>
-            <w:color w:val="0000EE"/>
-            <w:u w:val="single"/>
-          </w:rPr>
-          <w:t>3.6–12</w:t>
-        </w:r>
-      </w:hyperlink>
+      <w:r>
+        <w:rPr>
+          <w:lang w:val="fr_FR" w:bidi="fr_FR"/>
+        </w:rPr>
+        <w:t>3.6–12</w:t>
+      </w:r>
       <w:r>
         <w:rPr>
           <w:lang w:val="fr_FR" w:bidi="fr_FR"/>
